--- a/Sprint20260921-20261002/HERO-67752_20260928_110400.docx
+++ b/Sprint20260921-20261002/HERO-67752_20260928_110400.docx
@@ -3739,69 +3739,6 @@
           <w:u w:val="none"/>
         </w:rPr>
         <w:t>• HQ Test Environment</w:t>
-      </w:r>
-    </w:p>
-    <w:p>
-      <w:pPr>
-        <w:spacing w:before="200" w:after="120"/>
-      </w:pPr>
-      <w:r>
-        <w:rPr>
-          <w:rFonts w:ascii="Arial" w:hAnsi="Arial" w:eastAsia="Arial" w:cs="Arial"/>
-          <w:b/>
-          <w:color w:val="000000"/>
-          <w:sz w:val="26"/>
-          <w:u w:val="single"/>
-        </w:rPr>
-        <w:t>Appendix</w:t>
-      </w:r>
-    </w:p>
-    <w:p>
-      <w:pPr>
-        <w:spacing w:before="0" w:after="40"/>
-        <w:ind w:left="360" w:hanging="240"/>
-      </w:pPr>
-      <w:r>
-        <w:rPr>
-          <w:rFonts w:ascii="Arial" w:hAnsi="Arial" w:eastAsia="Arial" w:cs="Arial"/>
-          <w:b w:val="0"/>
-          <w:color w:val="000000"/>
-          <w:sz w:val="20"/>
-          <w:u w:val="none"/>
-        </w:rPr>
-        <w:t>• The "Config by Location" menu includes a new entry "Do not print receipt if Self Order Kiosk Mode"</w:t>
-      </w:r>
-    </w:p>
-    <w:p>
-      <w:pPr>
-        <w:spacing w:before="0" w:after="40"/>
-        <w:ind w:left="360" w:hanging="240"/>
-      </w:pPr>
-      <w:r>
-        <w:rPr>
-          <w:rFonts w:ascii="Arial" w:hAnsi="Arial" w:eastAsia="Arial" w:cs="Arial"/>
-          <w:b w:val="0"/>
-          <w:color w:val="000000"/>
-          <w:sz w:val="20"/>
-          <w:u w:val="none"/>
-        </w:rPr>
-        <w:t>• The behavior of these options in Self Order Kiosk Mode matches their current implementation in Fine Dining, Fast Food and Bar Modes</w:t>
-      </w:r>
-    </w:p>
-    <w:p>
-      <w:pPr>
-        <w:spacing w:before="0" w:after="40"/>
-        <w:ind w:left="360" w:hanging="240"/>
-      </w:pPr>
-      <w:r>
-        <w:rPr>
-          <w:rFonts w:ascii="Arial" w:hAnsi="Arial" w:eastAsia="Arial" w:cs="Arial"/>
-          <w:b w:val="0"/>
-          <w:color w:val="000000"/>
-          <w:sz w:val="20"/>
-          <w:u w:val="none"/>
-        </w:rPr>
-        <w:t>• No existing configurations are impacted by the implementation of this feature</w:t>
       </w:r>
     </w:p>
     <w:sectPr>
